--- a/03 App/app/docs/standards/CS-008 Resins, Mixing & Cure Schedules.docx
+++ b/03 App/app/docs/standards/CS-008 Resins, Mixing & Cure Schedules.docx
@@ -119,7 +119,7 @@
               <w:rPr>
                 <w:sz w:val="19"/>
               </w:rPr>
-              <w:t>C</w:t>
+              <w:t>D</w:t>
             </w:r>
           </w:p>
         </w:tc>
@@ -148,7 +148,7 @@
               <w:rPr>
                 <w:sz w:val="19"/>
               </w:rPr>
-              <w:t>Draft, pending Lead signature (OUTLINED, complete before first use)</w:t>
+              <w:t>Draft, pending Lead signature</w:t>
             </w:r>
           </w:p>
         </w:tc>
@@ -177,7 +177,7 @@
               <w:rPr>
                 <w:sz w:val="19"/>
               </w:rPr>
-              <w:t>2026-08-01</w:t>
+              <w:t>2026-08-28</w:t>
             </w:r>
           </w:p>
         </w:tc>
@@ -636,6 +636,60 @@
           </w:p>
         </w:tc>
       </w:tr>
+      <w:tr>
+        <w:tc>
+          <w:tcPr>
+            <w:tcW w:type="dxa" w:w="2412"/>
+          </w:tcPr>
+          <w:p>
+            <w:r>
+              <w:rPr>
+                <w:sz w:val="19"/>
+              </w:rPr>
+              <w:t>D</w:t>
+            </w:r>
+          </w:p>
+        </w:tc>
+        <w:tc>
+          <w:tcPr>
+            <w:tcW w:type="dxa" w:w="2412"/>
+          </w:tcPr>
+          <w:p>
+            <w:r>
+              <w:rPr>
+                <w:sz w:val="19"/>
+              </w:rPr>
+              <w:t>2026-08-28</w:t>
+            </w:r>
+          </w:p>
+        </w:tc>
+        <w:tc>
+          <w:tcPr>
+            <w:tcW w:type="dxa" w:w="2412"/>
+          </w:tcPr>
+          <w:p>
+            <w:r>
+              <w:rPr>
+                <w:sz w:val="19"/>
+              </w:rPr>
+              <w:t>Claude</w:t>
+            </w:r>
+          </w:p>
+        </w:tc>
+        <w:tc>
+          <w:tcPr>
+            <w:tcW w:type="dxa" w:w="2412"/>
+          </w:tcPr>
+          <w:p>
+            <w:r>
+              <w:rPr>
+                <w:sz w:val="19"/>
+              </w:rPr>
+              <w:t>Engineering pass (CS-000 Rev C conventions), and out of outline: §4's one-line definition list written out, §7 retitled from "(outline)" since its steps have been the real procedure since Rev C. Figure 1 puts the datasheet-versus-hold comparison on one time axis, which is where "FAST does not buy a same-day demould" becomes visible rather than asserted. No number changed.</w:t>
+            </w:r>
+          </w:p>
+        </w:tc>
+      </w:tr>
     </w:tbl>
     <w:p/>
     <w:p>
@@ -884,8 +938,73 @@
       </w:r>
     </w:p>
     <w:p>
+      <w:pPr>
+        <w:pStyle w:val="ListBullet"/>
+      </w:pPr>
       <w:r>
-        <w:t>Pot life (usable time in the pot at stated mass/temp), gel, demould, full cure, exotherm.</w:t>
+        <w:rPr>
+          <w:b/>
+        </w:rPr>
+        <w:t>Pot life</w:t>
+      </w:r>
+      <w:r>
+        <w:t>: usable time in the mixing pot, at the mass and temperature the TDS states it for. Bigger batch or warmer shop means shorter; the quoted figure is the ceiling, not a promise.</w:t>
+      </w:r>
+    </w:p>
+    <w:p>
+      <w:pPr>
+        <w:pStyle w:val="ListBullet"/>
+      </w:pPr>
+      <w:r>
+        <w:rPr>
+          <w:b/>
+        </w:rPr>
+        <w:t>Gel</w:t>
+      </w:r>
+      <w:r>
+        <w:t>: the resin no longer flows. Gel is not cure: a gelled part pried off a mold drags resin with it.</w:t>
+      </w:r>
+    </w:p>
+    <w:p>
+      <w:pPr>
+        <w:pStyle w:val="ListBullet"/>
+      </w:pPr>
+      <w:r>
+        <w:rPr>
+          <w:b/>
+        </w:rPr>
+        <w:t>Demould</w:t>
+      </w:r>
+      <w:r>
+        <w:t>: the earliest the part can leave the mold without damage. Two columns in §5: the manufacturer's figure and the FEB hold that governs (§5.1).</w:t>
+      </w:r>
+    </w:p>
+    <w:p>
+      <w:pPr>
+        <w:pStyle w:val="ListBullet"/>
+      </w:pPr>
+      <w:r>
+        <w:rPr>
+          <w:b/>
+        </w:rPr>
+        <w:t>Full cure</w:t>
+      </w:r>
+      <w:r>
+        <w:t>: full mechanical properties. Weeks, not hours, for every system we stock; no structural or fit loading before then where avoidable.</w:t>
+      </w:r>
+    </w:p>
+    <w:p>
+      <w:pPr>
+        <w:pStyle w:val="ListBullet"/>
+      </w:pPr>
+      <w:r>
+        <w:rPr>
+          <w:b/>
+        </w:rPr>
+        <w:t>Exotherm</w:t>
+      </w:r>
+      <w:r>
+        <w:t>: the cure reaction's own heat. Mass concentrated in a cup accelerates it; the runaway case is §6's hot-cup rule.</w:t>
       </w:r>
     </w:p>
     <w:p>
@@ -893,7 +1012,7 @@
         <w:pStyle w:val="Heading2"/>
       </w:pPr>
       <w:r>
-        <w:t>5. Equipment &amp; Materials — THE TABLE (verify each against its TDS before signing)</w:t>
+        <w:t>5. Equipment &amp; Materials: THE TABLE (verify each against its TDS before signing)</w:t>
       </w:r>
     </w:p>
     <w:tbl>
@@ -1426,7 +1545,7 @@
                 <w:b/>
                 <w:sz w:val="19"/>
               </w:rPr>
-              <w:t>3.68:1 (3:1 by volume — DIFFERENT pump ratio than 205/206!)</w:t>
+              <w:t>3.68:1 (3:1 by volume; DIFFERENT pump ratio than 205/206!)</w:t>
             </w:r>
           </w:p>
         </w:tc>
@@ -1644,7 +1763,7 @@
     </w:p>
     <w:p>
       <w:r>
-        <w:t>rather than a manufacturer claim — so it is never presented as one. Signed off</w:t>
+        <w:t>rather than a manufacturer claim, so it is never presented as one. Signed off</w:t>
       </w:r>
     </w:p>
     <w:p>
@@ -1698,12 +1817,12 @@
     </w:p>
     <w:p>
       <w:r>
-        <w:t>round in one day does not work under this rule. That is deliberate — we have no</w:t>
+        <w:t>round in one day does not work under this rule. That is deliberate: we have no</w:t>
       </w:r>
     </w:p>
     <w:p>
       <w:r>
-        <w:t>record of a part ruined by waiting and several of work being rushed — but it is</w:t>
+        <w:t>record of a part ruined by waiting and several of work being rushed. But it is</w:t>
       </w:r>
     </w:p>
     <w:p>
@@ -1740,6 +1859,59 @@
         <w:t>flange (§8) rather than trusting the clock.</w:t>
       </w:r>
     </w:p>
+    <w:p>
+      <w:pPr>
+        <w:jc w:val="center"/>
+      </w:pPr>
+      <w:r>
+        <w:drawing>
+          <wp:inline xmlns:a="http://schemas.openxmlformats.org/drawingml/2006/main" xmlns:pic="http://schemas.openxmlformats.org/drawingml/2006/picture">
+            <wp:extent cx="5669280" cy="2576945"/>
+            <wp:docPr id="1" name="Picture 1"/>
+            <wp:cNvGraphicFramePr>
+              <a:graphicFrameLocks noChangeAspect="1"/>
+            </wp:cNvGraphicFramePr>
+            <a:graphic>
+              <a:graphicData uri="http://schemas.openxmlformats.org/drawingml/2006/picture">
+                <pic:pic>
+                  <pic:nvPicPr>
+                    <pic:cNvPr id="0" name="cs008-holds.png"/>
+                    <pic:cNvPicPr/>
+                  </pic:nvPicPr>
+                  <pic:blipFill>
+                    <a:blip r:embed="rId9"/>
+                    <a:stretch>
+                      <a:fillRect/>
+                    </a:stretch>
+                  </pic:blipFill>
+                  <pic:spPr>
+                    <a:xfrm>
+                      <a:off x="0" y="0"/>
+                      <a:ext cx="5669280" cy="2576945"/>
+                    </a:xfrm>
+                    <a:prstGeom prst="rect"/>
+                  </pic:spPr>
+                </pic:pic>
+              </a:graphicData>
+            </a:graphic>
+          </wp:inline>
+        </w:drawing>
+      </w:r>
+    </w:p>
+    <w:p>
+      <w:pPr>
+        <w:jc w:val="center"/>
+      </w:pPr>
+      <w:r>
+        <w:rPr>
+          <w:i/>
+          <w:color w:val="505050"/>
+          <w:sz w:val="18"/>
+        </w:rPr>
+        <w:t>Figure 1. Datasheet demould figure (solid) against the FEB hold that governs (full bar), per system, on one time axis. The holds land on shift boundaries, which is why both FAST systems still hold 24 h.</w:t>
+      </w:r>
+    </w:p>
+    <w:p/>
     <w:p>
       <w:r>
         <w:rPr>
@@ -1790,7 +1962,7 @@
         <w:pStyle w:val="Heading2"/>
       </w:pPr>
       <w:r>
-        <w:t>6. Safety — exotherm and sensitization (applies to every system)</w:t>
+        <w:t>6. Safety: exotherm and sensitization (applies to every system)</w:t>
       </w:r>
     </w:p>
     <w:p>
@@ -1846,7 +2018,7 @@
         <w:pStyle w:val="Heading2"/>
       </w:pPr>
       <w:r>
-        <w:t>7. Procedure (outline)</w:t>
+        <w:t>7. Procedure</w:t>
       </w:r>
     </w:p>
     <w:p>
@@ -1909,7 +2081,7 @@
         <w:pStyle w:val="ListNumber"/>
       </w:pPr>
       <w:r>
-        <w:t>Cure at ≥20 °C wherever possible; log ambient temp on the WO when it isn't (cold cures run long — see each TDS).</w:t>
+        <w:t>Cure at ≥20 °C wherever possible; log ambient temp on the WO when it isn't (cold cures run long; see each TDS).</w:t>
       </w:r>
     </w:p>
     <w:p>
@@ -2198,7 +2370,7 @@
     </w:p>
     <w:p>
       <w:r>
-        <w:t>Batch masses, system + hardener speed, ambient temp, cure duration — on every WO that consumes resin. The resin, the finish time and the shop temperature are captured by the work order at the layup or infusion buy-off, so this is a byproduct of running the job rather than a separate write-up.</w:t>
+        <w:t>Batch masses, system + hardener speed, ambient temp, cure duration: on every WO that consumes resin. The resin, the finish time and the shop temperature are captured by the work order at the layup or infusion buy-off, so this is a byproduct of running the job rather than a separate write-up.</w:t>
       </w:r>
     </w:p>
     <w:sectPr>
